--- a/docs/HOW_TO_USE_SYSTEM_SOM_EN.docx
+++ b/docs/HOW_TO_USE_SYSTEM_SOM_EN.docx
@@ -460,7 +460,7 @@
         <w:spacing w:after="60"/>
       </w:pPr>
       <w:r>
-        <w:t xml:space="preserve">Create and publish internal funding calls</w:t>
+        <w:t xml:space="preserve">Create and publish funding calls (Internal / External) — no Leadership step</w:t>
       </w:r>
     </w:p>
     <w:p>
@@ -563,7 +563,7 @@
         <w:spacing w:after="60"/>
       </w:pPr>
       <w:r>
-        <w:t xml:space="preserve">Abuur / daabaca funding calls gudaha</w:t>
+        <w:t xml:space="preserve">Abuuri oo daabaca funding calls (Internal / External) — Leadership uma baahna</w:t>
       </w:r>
     </w:p>
     <w:p>
@@ -684,19 +684,6 @@
         <w:spacing w:after="60"/>
       </w:pPr>
       <w:r>
-        <w:t xml:space="preserve">Approve / publish funding calls (especially external)</w:t>
-      </w:r>
-    </w:p>
-    <w:p>
-      <w:pPr>
-        <w:pStyle w:val="ListParagraph"/>
-        <w:numPr>
-          <w:ilvl w:val="0"/>
-          <w:numId w:val="1"/>
-        </w:numPr>
-        <w:spacing w:after="60"/>
-      </w:pPr>
-      <w:r>
         <w:t xml:space="preserve">Peer review assigned proposals: score 1–5 + comment</w:t>
       </w:r>
     </w:p>
@@ -723,7 +710,20 @@
         <w:spacing w:after="60"/>
       </w:pPr>
       <w:r>
-        <w:t xml:space="preserve">View KPI dashboard</w:t>
+        <w:t xml:space="preserve">View KPI dashboard and funding calls (read — does not publish calls)</w:t>
+      </w:r>
+    </w:p>
+    <w:p>
+      <w:pPr>
+        <w:pStyle w:val="ListParagraph"/>
+        <w:numPr>
+          <w:ilvl w:val="0"/>
+          <w:numId w:val="1"/>
+        </w:numPr>
+        <w:spacing w:after="60"/>
+      </w:pPr>
+      <w:r>
+        <w:t xml:space="preserve">Does NOT approve/publish funding calls</w:t>
       </w:r>
     </w:p>
     <w:p>
@@ -748,19 +748,6 @@
         <w:spacing w:after="60"/>
       </w:pPr>
       <w:r>
-        <w:t xml:space="preserve">Ansixi / daabaca funding calls (gaar ahaan external)</w:t>
-      </w:r>
-    </w:p>
-    <w:p>
-      <w:pPr>
-        <w:pStyle w:val="ListParagraph"/>
-        <w:numPr>
-          <w:ilvl w:val="0"/>
-          <w:numId w:val="1"/>
-        </w:numPr>
-        <w:spacing w:after="60"/>
-      </w:pPr>
-      <w:r>
         <w:t xml:space="preserve">Peer review: score 1–5 + comment</w:t>
       </w:r>
     </w:p>
@@ -787,7 +774,20 @@
         <w:spacing w:after="60"/>
       </w:pPr>
       <w:r>
-        <w:t xml:space="preserve">KPI dashboard</w:t>
+        <w:t xml:space="preserve">KPI dashboard; funding calls wuu arki karaa (ma daabaco)</w:t>
+      </w:r>
+    </w:p>
+    <w:p>
+      <w:pPr>
+        <w:pStyle w:val="ListParagraph"/>
+        <w:numPr>
+          <w:ilvl w:val="0"/>
+          <w:numId w:val="1"/>
+        </w:numPr>
+        <w:spacing w:after="60"/>
+      </w:pPr>
+      <w:r>
+        <w:t xml:space="preserve">MA ansixiyo / daabaco funding calls</w:t>
       </w:r>
     </w:p>
     <w:p>
@@ -1707,7 +1707,7 @@
         <w:spacing w:after="60"/>
       </w:pPr>
       <w:r>
-        <w:t xml:space="preserve">Wait for Leadership / Director to publish</w:t>
+        <w:t xml:space="preserve">Wait for Research Director to publish (Leadership not required)</w:t>
       </w:r>
     </w:p>
     <w:p>
@@ -1771,7 +1771,7 @@
         <w:spacing w:after="60"/>
       </w:pPr>
       <w:r>
-        <w:t xml:space="preserve">Sug Leadership / Director publish</w:t>
+        <w:t xml:space="preserve">Sug Research Director publish (Leadership uma baahna)</w:t>
       </w:r>
     </w:p>
     <w:p>
@@ -2649,7 +2649,7 @@
           <w:sz w:val="36"/>
           <w:szCs w:val="36"/>
         </w:rPr>
-        <w:t xml:space="preserve">5. Save as draft → Publish (or wait for Leadership approval on external)</w:t>
+        <w:t xml:space="preserve">5. Save as draft → Publish yourself (Leadership is not required)</w:t>
       </w:r>
     </w:p>
     <w:p>
@@ -2818,7 +2818,7 @@
           <w:sz w:val="36"/>
           <w:szCs w:val="36"/>
         </w:rPr>
-        <w:t xml:space="preserve">5. Save draft → Publish (ama Leadership ansixiyo external)</w:t>
+        <w:t xml:space="preserve">5. Save draft → Publish adiga (Leadership uma baahna)</w:t>
       </w:r>
     </w:p>
     <w:p>
@@ -2845,7 +2845,7 @@
         <w:spacing w:after="60"/>
       </w:pPr>
       <w:r>
-        <w:t xml:space="preserve">External calls only. Leadership (or Director) must publish before researchers see the call.</w:t>
+        <w:t xml:space="preserve">External calls only (draft). Research Director publishes — no Leadership step.</w:t>
       </w:r>
     </w:p>
     <w:p>
@@ -2872,7 +2872,7 @@
         <w:spacing w:after="60"/>
       </w:pPr>
       <w:r>
-        <w:t xml:space="preserve">External kaliya. Leadership / Director waa inay daabacaan ka hor inta researchers arkaan.</w:t>
+        <w:t xml:space="preserve">External kaliya (draft). Research Director ayaa daabaca — Leadership uma baahna.</w:t>
       </w:r>
     </w:p>
     <w:p>

--- a/docs/HOW_TO_USE_SYSTEM_SOM_EN.docx
+++ b/docs/HOW_TO_USE_SYSTEM_SOM_EN.docx
@@ -499,7 +499,7 @@
         <w:spacing w:after="60"/>
       </w:pPr>
       <w:r>
-        <w:t xml:space="preserve">Approve purchase orders after Procurement</w:t>
+        <w:t xml:space="preserve">Approve purchase orders after Finance review</w:t>
       </w:r>
     </w:p>
     <w:p>
@@ -602,7 +602,7 @@
         <w:spacing w:after="60"/>
       </w:pPr>
       <w:r>
-        <w:t xml:space="preserve">Ansixinta PO ka dib Procurement</w:t>
+        <w:t xml:space="preserve">Ansixinta PO ka dib Finance dib-u-eegis</w:t>
       </w:r>
     </w:p>
     <w:p>
@@ -1034,15 +1034,6 @@
     </w:p>
     <w:p>
       <w:pPr>
-        <w:spacing w:after="60"/>
-        <w:ind w:left="360"/>
-      </w:pPr>
-      <w:r>
-        <w:t xml:space="preserve">(NOT the same as Procurement — see below)</w:t>
-      </w:r>
-    </w:p>
-    <w:p>
-      <w:pPr>
         <w:spacing w:after="100"/>
       </w:pPr>
       <w:r>
@@ -1050,7 +1041,7 @@
           <w:sz w:val="22"/>
           <w:szCs w:val="22"/>
         </w:rPr>
-        <w:t xml:space="preserve">EN — Job (MONEY):</w:t>
+        <w:t xml:space="preserve">EN — Job (MONEY + PO REVIEW):</w:t>
       </w:r>
     </w:p>
     <w:p>
@@ -1102,6 +1093,19 @@
         <w:spacing w:after="60"/>
       </w:pPr>
       <w:r>
+        <w:t xml:space="preserve">Review Purchase Orders (approve/reject) BEFORE Director</w:t>
+      </w:r>
+    </w:p>
+    <w:p>
+      <w:pPr>
+        <w:pStyle w:val="ListParagraph"/>
+        <w:numPr>
+          <w:ilvl w:val="0"/>
+          <w:numId w:val="1"/>
+        </w:numPr>
+        <w:spacing w:after="60"/>
+      </w:pPr>
+      <w:r>
         <w:t xml:space="preserve">Pay purchase orders AFTER Director approved the PO</w:t>
       </w:r>
     </w:p>
@@ -1141,7 +1145,7 @@
         <w:spacing w:after="60"/>
       </w:pPr>
       <w:r>
-        <w:t xml:space="preserve">Does NOT review whether a purchase is the right item to buy (that is Procurement)</w:t>
+        <w:t xml:space="preserve">Flow: Researcher creates PO → Finance reviews → Director approves → Finance pays</w:t>
       </w:r>
     </w:p>
     <w:p>
@@ -1153,7 +1157,7 @@
           <w:sz w:val="22"/>
           <w:szCs w:val="22"/>
         </w:rPr>
-        <w:t xml:space="preserve">SO — Shaqada (LACAG):</w:t>
+        <w:t xml:space="preserve">SO — Shaqada (LACAG + DIB U EEGISTA PO):</w:t>
       </w:r>
     </w:p>
     <w:p>
@@ -1205,6 +1209,19 @@
         <w:spacing w:after="60"/>
       </w:pPr>
       <w:r>
+        <w:t xml:space="preserve">Dib u eegis Purchase Orders (ansixi/diid) ka hor Director</w:t>
+      </w:r>
+    </w:p>
+    <w:p>
+      <w:pPr>
+        <w:pStyle w:val="ListParagraph"/>
+        <w:numPr>
+          <w:ilvl w:val="0"/>
+          <w:numId w:val="1"/>
+        </w:numPr>
+        <w:spacing w:after="60"/>
+      </w:pPr>
+      <w:r>
         <w:t xml:space="preserve">Bixi PO ka dib Director ansixiyo</w:t>
       </w:r>
     </w:p>
@@ -1244,47 +1261,7 @@
         <w:spacing w:after="60"/>
       </w:pPr>
       <w:r>
-        <w:t xml:space="preserve">MA sameeyo dib u eegista “maxaa la iibinayaa” (taasi waa Procurement)</w:t>
-      </w:r>
-    </w:p>
-    <w:p>
-      <w:pPr>
-        <w:spacing w:after="0" w:before="0" w:line="276"/>
-      </w:pPr>
-      <w:r>
-        <w:t xml:space="preserve"/>
-      </w:r>
-    </w:p>
-    <w:p>
-      <w:pPr>
-        <w:spacing w:after="0" w:before="0" w:line="276"/>
-      </w:pPr>
-      <w:r>
-        <w:t xml:space="preserve"/>
-      </w:r>
-    </w:p>
-    <w:p>
-      <w:pPr>
-        <w:spacing w:after="160" w:before="200"/>
-      </w:pPr>
-      <w:r>
-        <w:rPr>
-          <w:b/>
-          <w:bCs/>
-          <w:color w:val="0C4A6E"/>
-          <w:sz w:val="36"/>
-          <w:szCs w:val="36"/>
-        </w:rPr>
-        <w:t xml:space="preserve">5. Procurement Officer — procurement@rms.edu / procurement.pg@rms.edu</w:t>
-      </w:r>
-    </w:p>
-    <w:p>
-      <w:pPr>
-        <w:spacing w:after="60"/>
-        <w:ind w:left="360"/>
-      </w:pPr>
-      <w:r>
-        <w:t xml:space="preserve">(NOT the same as Finance — see below)</w:t>
+        <w:t xml:space="preserve">Safka: Researcher PO → Finance review → Director → Finance bixisaa</w:t>
       </w:r>
     </w:p>
     <w:p>
@@ -1296,85 +1273,38 @@
           <w:sz w:val="22"/>
           <w:szCs w:val="22"/>
         </w:rPr>
-        <w:t xml:space="preserve">EN — Job (BUYING / PURCHASE ORDERS):</w:t>
-      </w:r>
-    </w:p>
-    <w:p>
-      <w:pPr>
-        <w:pStyle w:val="ListParagraph"/>
-        <w:numPr>
-          <w:ilvl w:val="0"/>
-          <w:numId w:val="1"/>
-        </w:numPr>
-        <w:spacing w:after="60"/>
-      </w:pPr>
-      <w:r>
-        <w:t xml:space="preserve">Review Purchase Orders (PO) created by researchers</w:t>
-      </w:r>
-    </w:p>
-    <w:p>
-      <w:pPr>
-        <w:pStyle w:val="ListParagraph"/>
-        <w:numPr>
-          <w:ilvl w:val="0"/>
-          <w:numId w:val="1"/>
-        </w:numPr>
-        <w:spacing w:after="60"/>
-      </w:pPr>
-      <w:r>
-        <w:t xml:space="preserve">Approve or reject PO before Director</w:t>
-      </w:r>
-    </w:p>
-    <w:p>
-      <w:pPr>
-        <w:pStyle w:val="ListParagraph"/>
-        <w:numPr>
-          <w:ilvl w:val="0"/>
-          <w:numId w:val="1"/>
-        </w:numPr>
-        <w:spacing w:after="60"/>
-      </w:pPr>
-      <w:r>
-        <w:t xml:space="preserve">Check that the requested goods/services match the project need</w:t>
-      </w:r>
-    </w:p>
-    <w:p>
-      <w:pPr>
-        <w:pStyle w:val="ListParagraph"/>
-        <w:numPr>
-          <w:ilvl w:val="0"/>
-          <w:numId w:val="1"/>
-        </w:numPr>
-        <w:spacing w:after="60"/>
-      </w:pPr>
-      <w:r>
-        <w:t xml:space="preserve">Does NOT authorize grant awards</w:t>
-      </w:r>
-    </w:p>
-    <w:p>
-      <w:pPr>
-        <w:pStyle w:val="ListParagraph"/>
-        <w:numPr>
-          <w:ilvl w:val="0"/>
-          <w:numId w:val="1"/>
-        </w:numPr>
-        <w:spacing w:after="60"/>
-      </w:pPr>
-      <w:r>
-        <w:t xml:space="preserve">Does NOT pay money (Finance pays after Director approves PO)</w:t>
-      </w:r>
-    </w:p>
-    <w:p>
-      <w:pPr>
-        <w:pStyle w:val="ListParagraph"/>
-        <w:numPr>
-          <w:ilvl w:val="0"/>
-          <w:numId w:val="1"/>
-        </w:numPr>
-        <w:spacing w:after="60"/>
-      </w:pPr>
-      <w:r>
-        <w:t xml:space="preserve">Can view Funding Calls, Grants, and Budgets for context</w:t>
+        <w:t xml:space="preserve">Procurement Officer role was removed — Finance owns PO review.</w:t>
+      </w:r>
+    </w:p>
+    <w:p>
+      <w:pPr>
+        <w:spacing w:after="0" w:before="0" w:line="276"/>
+      </w:pPr>
+      <w:r>
+        <w:t xml:space="preserve"/>
+      </w:r>
+    </w:p>
+    <w:p>
+      <w:pPr>
+        <w:spacing w:after="0" w:before="0" w:line="276"/>
+      </w:pPr>
+      <w:r>
+        <w:t xml:space="preserve"/>
+      </w:r>
+    </w:p>
+    <w:p>
+      <w:pPr>
+        <w:spacing w:after="160" w:before="200"/>
+      </w:pPr>
+      <w:r>
+        <w:rPr>
+          <w:b/>
+          <w:bCs/>
+          <w:color w:val="0C4A6E"/>
+          <w:sz w:val="36"/>
+          <w:szCs w:val="36"/>
+        </w:rPr>
+        <w:t xml:space="preserve">5. HR Officer — hr@rms.edu / hr.pg@rms.edu</w:t>
       </w:r>
     </w:p>
     <w:p>
@@ -1386,85 +1316,498 @@
           <w:sz w:val="22"/>
           <w:szCs w:val="22"/>
         </w:rPr>
-        <w:t xml:space="preserve">SO — Shaqada (IIBSASHADA / PO):</w:t>
-      </w:r>
-    </w:p>
-    <w:p>
-      <w:pPr>
-        <w:pStyle w:val="ListParagraph"/>
-        <w:numPr>
-          <w:ilvl w:val="0"/>
-          <w:numId w:val="1"/>
-        </w:numPr>
-        <w:spacing w:after="60"/>
-      </w:pPr>
-      <w:r>
-        <w:t xml:space="preserve">Dib u eegista Purchase Orders (PO) ee researchers abuureen</w:t>
-      </w:r>
-    </w:p>
-    <w:p>
-      <w:pPr>
-        <w:pStyle w:val="ListParagraph"/>
-        <w:numPr>
-          <w:ilvl w:val="0"/>
-          <w:numId w:val="1"/>
-        </w:numPr>
-        <w:spacing w:after="60"/>
-      </w:pPr>
-      <w:r>
-        <w:t xml:space="preserve">Ansixi ama diid PO ka hor Director</w:t>
-      </w:r>
-    </w:p>
-    <w:p>
-      <w:pPr>
-        <w:pStyle w:val="ListParagraph"/>
-        <w:numPr>
-          <w:ilvl w:val="0"/>
-          <w:numId w:val="1"/>
-        </w:numPr>
-        <w:spacing w:after="60"/>
-      </w:pPr>
-      <w:r>
-        <w:t xml:space="preserve">Hubi in alaabta/adeegga uu ku habboon yahay mashruuca</w:t>
-      </w:r>
-    </w:p>
-    <w:p>
-      <w:pPr>
-        <w:pStyle w:val="ListParagraph"/>
-        <w:numPr>
-          <w:ilvl w:val="0"/>
-          <w:numId w:val="1"/>
-        </w:numPr>
-        <w:spacing w:after="60"/>
-      </w:pPr>
-      <w:r>
-        <w:t xml:space="preserve">MA oggolaado grant / Authorize budget</w:t>
-      </w:r>
-    </w:p>
-    <w:p>
-      <w:pPr>
-        <w:pStyle w:val="ListParagraph"/>
-        <w:numPr>
-          <w:ilvl w:val="0"/>
-          <w:numId w:val="1"/>
-        </w:numPr>
-        <w:spacing w:after="60"/>
-      </w:pPr>
-      <w:r>
-        <w:t xml:space="preserve">MA bixiso lacag (Finance ayaa bixisa ka dib Director)</w:t>
-      </w:r>
-    </w:p>
-    <w:p>
-      <w:pPr>
-        <w:pStyle w:val="ListParagraph"/>
-        <w:numPr>
-          <w:ilvl w:val="0"/>
-          <w:numId w:val="1"/>
-        </w:numPr>
-        <w:spacing w:after="60"/>
-      </w:pPr>
-      <w:r>
-        <w:t xml:space="preserve">Wuu arki karaa Funding Calls, Grants, Budgets</w:t>
+        <w:t xml:space="preserve">EN — Job:</w:t>
+      </w:r>
+    </w:p>
+    <w:p>
+      <w:pPr>
+        <w:pStyle w:val="ListParagraph"/>
+        <w:numPr>
+          <w:ilvl w:val="0"/>
+          <w:numId w:val="1"/>
+        </w:numPr>
+        <w:spacing w:after="60"/>
+      </w:pPr>
+      <w:r>
+        <w:t xml:space="preserve">View projects, thesis groups, and research groups for HR context</w:t>
+      </w:r>
+    </w:p>
+    <w:p>
+      <w:pPr>
+        <w:pStyle w:val="ListParagraph"/>
+        <w:numPr>
+          <w:ilvl w:val="0"/>
+          <w:numId w:val="1"/>
+        </w:numPr>
+        <w:spacing w:after="60"/>
+      </w:pPr>
+      <w:r>
+        <w:t xml:space="preserve">Support staffing / people side of research projects</w:t>
+      </w:r>
+    </w:p>
+    <w:p>
+      <w:pPr>
+        <w:pStyle w:val="ListParagraph"/>
+        <w:numPr>
+          <w:ilvl w:val="0"/>
+          <w:numId w:val="1"/>
+        </w:numPr>
+        <w:spacing w:after="60"/>
+      </w:pPr>
+      <w:r>
+        <w:t xml:space="preserve">Does not approve grants, ethics, or payments</w:t>
+      </w:r>
+    </w:p>
+    <w:p>
+      <w:pPr>
+        <w:spacing w:after="100"/>
+      </w:pPr>
+      <w:r>
+        <w:rPr>
+          <w:sz w:val="22"/>
+          <w:szCs w:val="22"/>
+        </w:rPr>
+        <w:t xml:space="preserve">SO — Shaqada:</w:t>
+      </w:r>
+    </w:p>
+    <w:p>
+      <w:pPr>
+        <w:pStyle w:val="ListParagraph"/>
+        <w:numPr>
+          <w:ilvl w:val="0"/>
+          <w:numId w:val="1"/>
+        </w:numPr>
+        <w:spacing w:after="60"/>
+      </w:pPr>
+      <w:r>
+        <w:t xml:space="preserve">Arag projects, thesis, groups — dhinaca HR</w:t>
+      </w:r>
+    </w:p>
+    <w:p>
+      <w:pPr>
+        <w:pStyle w:val="ListParagraph"/>
+        <w:numPr>
+          <w:ilvl w:val="0"/>
+          <w:numId w:val="1"/>
+        </w:numPr>
+        <w:spacing w:after="60"/>
+      </w:pPr>
+      <w:r>
+        <w:t xml:space="preserve">Taageero dadka / kooxaha mashruuca</w:t>
+      </w:r>
+    </w:p>
+    <w:p>
+      <w:pPr>
+        <w:pStyle w:val="ListParagraph"/>
+        <w:numPr>
+          <w:ilvl w:val="0"/>
+          <w:numId w:val="1"/>
+        </w:numPr>
+        <w:spacing w:after="60"/>
+      </w:pPr>
+      <w:r>
+        <w:t xml:space="preserve">Ma ansixiyo grants, ethics, ama lacag bixin</w:t>
+      </w:r>
+    </w:p>
+    <w:p>
+      <w:pPr>
+        <w:spacing w:after="0" w:before="0" w:line="276"/>
+      </w:pPr>
+      <w:r>
+        <w:t xml:space="preserve"/>
+      </w:r>
+    </w:p>
+    <w:p>
+      <w:pPr>
+        <w:spacing w:after="0" w:before="0" w:line="276"/>
+      </w:pPr>
+      <w:r>
+        <w:t xml:space="preserve"/>
+      </w:r>
+    </w:p>
+    <w:p>
+      <w:pPr>
+        <w:spacing w:after="160" w:before="200"/>
+      </w:pPr>
+      <w:r>
+        <w:rPr>
+          <w:b/>
+          <w:bCs/>
+          <w:color w:val="0C4A6E"/>
+          <w:sz w:val="36"/>
+          <w:szCs w:val="36"/>
+        </w:rPr>
+        <w:t xml:space="preserve">7. Donor Agency — donor@rms.edu / donor.pg@rms.edu</w:t>
+      </w:r>
+    </w:p>
+    <w:p>
+      <w:pPr>
+        <w:spacing w:after="100"/>
+      </w:pPr>
+      <w:r>
+        <w:rPr>
+          <w:sz w:val="22"/>
+          <w:szCs w:val="22"/>
+        </w:rPr>
+        <w:t xml:space="preserve">EN — Job:</w:t>
+      </w:r>
+    </w:p>
+    <w:p>
+      <w:pPr>
+        <w:pStyle w:val="ListParagraph"/>
+        <w:numPr>
+          <w:ilvl w:val="0"/>
+          <w:numId w:val="1"/>
+        </w:numPr>
+        <w:spacing w:after="60"/>
+      </w:pPr>
+      <w:r>
+        <w:t xml:space="preserve">Create external funding call drafts</w:t>
+      </w:r>
+    </w:p>
+    <w:p>
+      <w:pPr>
+        <w:pStyle w:val="ListParagraph"/>
+        <w:numPr>
+          <w:ilvl w:val="0"/>
+          <w:numId w:val="1"/>
+        </w:numPr>
+        <w:spacing w:after="60"/>
+      </w:pPr>
+      <w:r>
+        <w:t xml:space="preserve">Wait for Research Director to publish (Leadership not required)</w:t>
+      </w:r>
+    </w:p>
+    <w:p>
+      <w:pPr>
+        <w:pStyle w:val="ListParagraph"/>
+        <w:numPr>
+          <w:ilvl w:val="0"/>
+          <w:numId w:val="1"/>
+        </w:numPr>
+        <w:spacing w:after="60"/>
+      </w:pPr>
+      <w:r>
+        <w:t xml:space="preserve">Monitor open/closed calls and donor reports</w:t>
+      </w:r>
+    </w:p>
+    <w:p>
+      <w:pPr>
+        <w:pStyle w:val="ListParagraph"/>
+        <w:numPr>
+          <w:ilvl w:val="0"/>
+          <w:numId w:val="1"/>
+        </w:numPr>
+        <w:spacing w:after="60"/>
+      </w:pPr>
+      <w:r>
+        <w:t xml:space="preserve">Read-only awareness of related grants</w:t>
+      </w:r>
+    </w:p>
+    <w:p>
+      <w:pPr>
+        <w:spacing w:after="100"/>
+      </w:pPr>
+      <w:r>
+        <w:rPr>
+          <w:sz w:val="22"/>
+          <w:szCs w:val="22"/>
+        </w:rPr>
+        <w:t xml:space="preserve">SO — Shaqada:</w:t>
+      </w:r>
+    </w:p>
+    <w:p>
+      <w:pPr>
+        <w:pStyle w:val="ListParagraph"/>
+        <w:numPr>
+          <w:ilvl w:val="0"/>
+          <w:numId w:val="1"/>
+        </w:numPr>
+        <w:spacing w:after="60"/>
+      </w:pPr>
+      <w:r>
+        <w:t xml:space="preserve">Abuuri funding calls dibadda ah (draft)</w:t>
+      </w:r>
+    </w:p>
+    <w:p>
+      <w:pPr>
+        <w:pStyle w:val="ListParagraph"/>
+        <w:numPr>
+          <w:ilvl w:val="0"/>
+          <w:numId w:val="1"/>
+        </w:numPr>
+        <w:spacing w:after="60"/>
+      </w:pPr>
+      <w:r>
+        <w:t xml:space="preserve">Sug Research Director publish (Leadership uma baahna)</w:t>
+      </w:r>
+    </w:p>
+    <w:p>
+      <w:pPr>
+        <w:pStyle w:val="ListParagraph"/>
+        <w:numPr>
+          <w:ilvl w:val="0"/>
+          <w:numId w:val="1"/>
+        </w:numPr>
+        <w:spacing w:after="60"/>
+      </w:pPr>
+      <w:r>
+        <w:t xml:space="preserve">La soco calls iyo donor reports</w:t>
+      </w:r>
+    </w:p>
+    <w:p>
+      <w:pPr>
+        <w:pStyle w:val="ListParagraph"/>
+        <w:numPr>
+          <w:ilvl w:val="0"/>
+          <w:numId w:val="1"/>
+        </w:numPr>
+        <w:spacing w:after="60"/>
+      </w:pPr>
+      <w:r>
+        <w:t xml:space="preserve">Arag grants la xiriira</w:t>
+      </w:r>
+    </w:p>
+    <w:p>
+      <w:pPr>
+        <w:spacing w:after="0" w:before="0" w:line="276"/>
+      </w:pPr>
+      <w:r>
+        <w:t xml:space="preserve"/>
+      </w:r>
+    </w:p>
+    <w:p>
+      <w:pPr>
+        <w:spacing w:after="0" w:before="0" w:line="276"/>
+      </w:pPr>
+      <w:r>
+        <w:t xml:space="preserve"/>
+      </w:r>
+    </w:p>
+    <w:p>
+      <w:pPr>
+        <w:spacing w:after="160" w:before="200"/>
+      </w:pPr>
+      <w:r>
+        <w:rPr>
+          <w:b/>
+          <w:bCs/>
+          <w:color w:val="0C4A6E"/>
+          <w:sz w:val="36"/>
+          <w:szCs w:val="36"/>
+        </w:rPr>
+        <w:t xml:space="preserve">8. Researcher / PI — asha@rms.edu (UG) / mahad@rms.edu (PG)</w:t>
+      </w:r>
+    </w:p>
+    <w:p>
+      <w:pPr>
+        <w:spacing w:after="100"/>
+      </w:pPr>
+      <w:r>
+        <w:rPr>
+          <w:sz w:val="22"/>
+          <w:szCs w:val="22"/>
+        </w:rPr>
+        <w:t xml:space="preserve">EN — Job:</w:t>
+      </w:r>
+    </w:p>
+    <w:p>
+      <w:pPr>
+        <w:pStyle w:val="ListParagraph"/>
+        <w:numPr>
+          <w:ilvl w:val="0"/>
+          <w:numId w:val="1"/>
+        </w:numPr>
+        <w:spacing w:after="60"/>
+      </w:pPr>
+      <w:r>
+        <w:t xml:space="preserve">Apply to funding calls; create proposals (budget + ethics + docs)</w:t>
+      </w:r>
+    </w:p>
+    <w:p>
+      <w:pPr>
+        <w:pStyle w:val="ListParagraph"/>
+        <w:numPr>
+          <w:ilvl w:val="0"/>
+          <w:numId w:val="1"/>
+        </w:numPr>
+        <w:spacing w:after="60"/>
+      </w:pPr>
+      <w:r>
+        <w:t xml:space="preserve">Run approved projects: milestones, work plan, progress, communication log</w:t>
+      </w:r>
+    </w:p>
+    <w:p>
+      <w:pPr>
+        <w:pStyle w:val="ListParagraph"/>
+        <w:numPr>
+          <w:ilvl w:val="0"/>
+          <w:numId w:val="1"/>
+        </w:numPr>
+        <w:spacing w:after="60"/>
+      </w:pPr>
+      <w:r>
+        <w:t xml:space="preserve">Create budgets and payment requests; create purchase orders</w:t>
+      </w:r>
+    </w:p>
+    <w:p>
+      <w:pPr>
+        <w:pStyle w:val="ListParagraph"/>
+        <w:numPr>
+          <w:ilvl w:val="0"/>
+          <w:numId w:val="1"/>
+        </w:numPr>
+        <w:spacing w:after="60"/>
+      </w:pPr>
+      <w:r>
+        <w:t xml:space="preserve">Register publications (Create &amp; submit); upload repository files</w:t>
+      </w:r>
+    </w:p>
+    <w:p>
+      <w:pPr>
+        <w:pStyle w:val="ListParagraph"/>
+        <w:numPr>
+          <w:ilvl w:val="0"/>
+          <w:numId w:val="1"/>
+        </w:numPr>
+        <w:spacing w:after="60"/>
+      </w:pPr>
+      <w:r>
+        <w:t xml:space="preserve">Supervise thesis groups (enter title, meetings, chapters)</w:t>
+      </w:r>
+    </w:p>
+    <w:p>
+      <w:pPr>
+        <w:pStyle w:val="ListParagraph"/>
+        <w:numPr>
+          <w:ilvl w:val="0"/>
+          <w:numId w:val="1"/>
+        </w:numPr>
+        <w:spacing w:after="60"/>
+      </w:pPr>
+      <w:r>
+        <w:t xml:space="preserve">Submit project closure checklist</w:t>
+      </w:r>
+    </w:p>
+    <w:p>
+      <w:pPr>
+        <w:spacing w:after="100"/>
+      </w:pPr>
+      <w:r>
+        <w:rPr>
+          <w:sz w:val="22"/>
+          <w:szCs w:val="22"/>
+        </w:rPr>
+        <w:t xml:space="preserve">SO — Shaqada:</w:t>
+      </w:r>
+    </w:p>
+    <w:p>
+      <w:pPr>
+        <w:pStyle w:val="ListParagraph"/>
+        <w:numPr>
+          <w:ilvl w:val="0"/>
+          <w:numId w:val="1"/>
+        </w:numPr>
+        <w:spacing w:after="60"/>
+      </w:pPr>
+      <w:r>
+        <w:t xml:space="preserve">Codso funding calls; abuuri proposals (budget + ethics + docs)</w:t>
+      </w:r>
+    </w:p>
+    <w:p>
+      <w:pPr>
+        <w:pStyle w:val="ListParagraph"/>
+        <w:numPr>
+          <w:ilvl w:val="0"/>
+          <w:numId w:val="1"/>
+        </w:numPr>
+        <w:spacing w:after="60"/>
+      </w:pPr>
+      <w:r>
+        <w:t xml:space="preserve">Maamul projects: milestones, work plan, progress, communication log</w:t>
+      </w:r>
+    </w:p>
+    <w:p>
+      <w:pPr>
+        <w:pStyle w:val="ListParagraph"/>
+        <w:numPr>
+          <w:ilvl w:val="0"/>
+          <w:numId w:val="1"/>
+        </w:numPr>
+        <w:spacing w:after="60"/>
+      </w:pPr>
+      <w:r>
+        <w:t xml:space="preserve">Abuuri budgets, payment requests, iyo purchase orders</w:t>
+      </w:r>
+    </w:p>
+    <w:p>
+      <w:pPr>
+        <w:pStyle w:val="ListParagraph"/>
+        <w:numPr>
+          <w:ilvl w:val="0"/>
+          <w:numId w:val="1"/>
+        </w:numPr>
+        <w:spacing w:after="60"/>
+      </w:pPr>
+      <w:r>
+        <w:t xml:space="preserve">Publications (Create &amp; submit); repository files</w:t>
+      </w:r>
+    </w:p>
+    <w:p>
+      <w:pPr>
+        <w:pStyle w:val="ListParagraph"/>
+        <w:numPr>
+          <w:ilvl w:val="0"/>
+          <w:numId w:val="1"/>
+        </w:numPr>
+        <w:spacing w:after="60"/>
+      </w:pPr>
+      <w:r>
+        <w:t xml:space="preserve">Thesis supervision (title, kulamo, chapters)</w:t>
+      </w:r>
+    </w:p>
+    <w:p>
+      <w:pPr>
+        <w:pStyle w:val="ListParagraph"/>
+        <w:numPr>
+          <w:ilvl w:val="0"/>
+          <w:numId w:val="1"/>
+        </w:numPr>
+        <w:spacing w:after="60"/>
+      </w:pPr>
+      <w:r>
+        <w:t xml:space="preserve">Gudbi closure checklist</w:t>
+      </w:r>
+    </w:p>
+    <w:p>
+      <w:pPr>
+        <w:spacing w:after="0" w:before="0" w:line="276"/>
+      </w:pPr>
+      <w:r>
+        <w:t xml:space="preserve"/>
+      </w:r>
+    </w:p>
+    <w:p>
+      <w:pPr>
+        <w:spacing w:after="0" w:before="0" w:line="276"/>
+      </w:pPr>
+      <w:r>
+        <w:t xml:space="preserve"/>
+      </w:r>
+    </w:p>
+    <w:p>
+      <w:pPr>
+        <w:spacing w:after="160" w:before="200"/>
+      </w:pPr>
+      <w:r>
+        <w:rPr>
+          <w:b/>
+          <w:bCs/>
+          <w:color w:val="0C4A6E"/>
+          <w:sz w:val="36"/>
+          <w:szCs w:val="36"/>
+        </w:rPr>
+        <w:t xml:space="preserve">QAYBTA 3 — LOGIN &amp; DEMO ACCOUNTS / GALITAANKA</w:t>
       </w:r>
     </w:p>
     <w:p>
@@ -1478,65 +1821,269 @@
           <w:sz w:val="22"/>
           <w:szCs w:val="22"/>
         </w:rPr>
-        <w:t xml:space="preserve">IMPORTANT — Finance vs Procurement / MUHIIM — Finance iyo Procurement isku mid ma aha:</w:t>
-      </w:r>
-    </w:p>
-    <w:p>
-      <w:pPr>
-        <w:spacing w:after="60"/>
-        <w:ind w:left="360"/>
-      </w:pPr>
-      <w:r>
-        <w:t xml:space="preserve">Finance = lacagta (authorize grant budget, pay, reports, finance closure)</w:t>
-      </w:r>
-    </w:p>
-    <w:p>
-      <w:pPr>
-        <w:spacing w:after="60"/>
-        <w:ind w:left="360"/>
-      </w:pPr>
-      <w:r>
-        <w:t xml:space="preserve">Procurement = iibsashada (review PO only)</w:t>
-      </w:r>
-    </w:p>
-    <w:p>
-      <w:pPr>
-        <w:spacing w:after="60"/>
-        <w:ind w:left="360"/>
-      </w:pPr>
-      <w:r>
-        <w:t xml:space="preserve">Flow: Researcher creates PO → Procurement reviews → Director approves → Finance pays</w:t>
-      </w:r>
-    </w:p>
-    <w:p>
-      <w:pPr>
-        <w:spacing w:after="0" w:before="0" w:line="276"/>
-      </w:pPr>
-      <w:r>
-        <w:t xml:space="preserve"/>
-      </w:r>
-    </w:p>
-    <w:p>
-      <w:pPr>
-        <w:spacing w:after="0" w:before="0" w:line="276"/>
-      </w:pPr>
-      <w:r>
-        <w:t xml:space="preserve"/>
-      </w:r>
-    </w:p>
-    <w:p>
-      <w:pPr>
-        <w:spacing w:after="160" w:before="200"/>
-      </w:pPr>
-      <w:r>
-        <w:rPr>
-          <w:b/>
-          <w:bCs/>
-          <w:color w:val="0C4A6E"/>
-          <w:sz w:val="36"/>
-          <w:szCs w:val="36"/>
-        </w:rPr>
-        <w:t xml:space="preserve">6. HR Officer — hr@rms.edu / hr.pg@rms.edu</w:t>
+        <w:t xml:space="preserve">English steps:</w:t>
+      </w:r>
+    </w:p>
+    <w:p>
+      <w:pPr>
+        <w:spacing w:after="0" w:before="0" w:line="276"/>
+      </w:pPr>
+      <w:r>
+        <w:t xml:space="preserve"/>
+      </w:r>
+    </w:p>
+    <w:p>
+      <w:pPr>
+        <w:spacing w:after="0" w:before="0" w:line="276"/>
+      </w:pPr>
+      <w:r>
+        <w:t xml:space="preserve"/>
+      </w:r>
+    </w:p>
+    <w:p>
+      <w:pPr>
+        <w:spacing w:after="160" w:before="200"/>
+      </w:pPr>
+      <w:r>
+        <w:rPr>
+          <w:b/>
+          <w:bCs/>
+          <w:color w:val="0C4A6E"/>
+          <w:sz w:val="36"/>
+          <w:szCs w:val="36"/>
+        </w:rPr>
+        <w:t xml:space="preserve">1. Open http://localhost:5173</w:t>
+      </w:r>
+    </w:p>
+    <w:p>
+      <w:pPr>
+        <w:spacing w:after="0" w:before="0" w:line="276"/>
+      </w:pPr>
+      <w:r>
+        <w:t xml:space="preserve"/>
+      </w:r>
+    </w:p>
+    <w:p>
+      <w:pPr>
+        <w:spacing w:after="0" w:before="0" w:line="276"/>
+      </w:pPr>
+      <w:r>
+        <w:t xml:space="preserve"/>
+      </w:r>
+    </w:p>
+    <w:p>
+      <w:pPr>
+        <w:spacing w:after="160" w:before="200"/>
+      </w:pPr>
+      <w:r>
+        <w:rPr>
+          <w:b/>
+          <w:bCs/>
+          <w:color w:val="0C4A6E"/>
+          <w:sz w:val="36"/>
+          <w:szCs w:val="36"/>
+        </w:rPr>
+        <w:t xml:space="preserve">2. Enter email + password → Sign in</w:t>
+      </w:r>
+    </w:p>
+    <w:p>
+      <w:pPr>
+        <w:spacing w:after="0" w:before="0" w:line="276"/>
+      </w:pPr>
+      <w:r>
+        <w:t xml:space="preserve"/>
+      </w:r>
+    </w:p>
+    <w:p>
+      <w:pPr>
+        <w:spacing w:after="0" w:before="0" w:line="276"/>
+      </w:pPr>
+      <w:r>
+        <w:t xml:space="preserve"/>
+      </w:r>
+    </w:p>
+    <w:p>
+      <w:pPr>
+        <w:spacing w:after="160" w:before="200"/>
+      </w:pPr>
+      <w:r>
+        <w:rPr>
+          <w:b/>
+          <w:bCs/>
+          <w:color w:val="0C4A6E"/>
+          <w:sz w:val="36"/>
+          <w:szCs w:val="36"/>
+        </w:rPr>
+        <w:t xml:space="preserve">3. Director only → choose Undergraduate or Postgraduate portal</w:t>
+      </w:r>
+    </w:p>
+    <w:p>
+      <w:pPr>
+        <w:spacing w:after="0" w:before="0" w:line="276"/>
+      </w:pPr>
+      <w:r>
+        <w:t xml:space="preserve"/>
+      </w:r>
+    </w:p>
+    <w:p>
+      <w:pPr>
+        <w:spacing w:after="0" w:before="0" w:line="276"/>
+      </w:pPr>
+      <w:r>
+        <w:t xml:space="preserve"/>
+      </w:r>
+    </w:p>
+    <w:p>
+      <w:pPr>
+        <w:spacing w:after="160" w:before="200"/>
+      </w:pPr>
+      <w:r>
+        <w:rPr>
+          <w:b/>
+          <w:bCs/>
+          <w:color w:val="0C4A6E"/>
+          <w:sz w:val="36"/>
+          <w:szCs w:val="36"/>
+        </w:rPr>
+        <w:t xml:space="preserve">4. Others → portal is automatic (.pg@ emails = Postgraduate)</w:t>
+      </w:r>
+    </w:p>
+    <w:p>
+      <w:pPr>
+        <w:spacing w:after="80"/>
+      </w:pPr>
+      <w:r>
+        <w:rPr>
+          <w:b/>
+          <w:bCs/>
+          <w:sz w:val="22"/>
+          <w:szCs w:val="22"/>
+        </w:rPr>
+        <w:t xml:space="preserve">Somali steps:</w:t>
+      </w:r>
+    </w:p>
+    <w:p>
+      <w:pPr>
+        <w:spacing w:after="0" w:before="0" w:line="276"/>
+      </w:pPr>
+      <w:r>
+        <w:t xml:space="preserve"/>
+      </w:r>
+    </w:p>
+    <w:p>
+      <w:pPr>
+        <w:spacing w:after="0" w:before="0" w:line="276"/>
+      </w:pPr>
+      <w:r>
+        <w:t xml:space="preserve"/>
+      </w:r>
+    </w:p>
+    <w:p>
+      <w:pPr>
+        <w:spacing w:after="160" w:before="200"/>
+      </w:pPr>
+      <w:r>
+        <w:rPr>
+          <w:b/>
+          <w:bCs/>
+          <w:color w:val="0C4A6E"/>
+          <w:sz w:val="36"/>
+          <w:szCs w:val="36"/>
+        </w:rPr>
+        <w:t xml:space="preserve">1. Fur http://localhost:5173</w:t>
+      </w:r>
+    </w:p>
+    <w:p>
+      <w:pPr>
+        <w:spacing w:after="0" w:before="0" w:line="276"/>
+      </w:pPr>
+      <w:r>
+        <w:t xml:space="preserve"/>
+      </w:r>
+    </w:p>
+    <w:p>
+      <w:pPr>
+        <w:spacing w:after="0" w:before="0" w:line="276"/>
+      </w:pPr>
+      <w:r>
+        <w:t xml:space="preserve"/>
+      </w:r>
+    </w:p>
+    <w:p>
+      <w:pPr>
+        <w:spacing w:after="160" w:before="200"/>
+      </w:pPr>
+      <w:r>
+        <w:rPr>
+          <w:b/>
+          <w:bCs/>
+          <w:color w:val="0C4A6E"/>
+          <w:sz w:val="36"/>
+          <w:szCs w:val="36"/>
+        </w:rPr>
+        <w:t xml:space="preserve">2. Geli email + password → Sign in</w:t>
+      </w:r>
+    </w:p>
+    <w:p>
+      <w:pPr>
+        <w:spacing w:after="0" w:before="0" w:line="276"/>
+      </w:pPr>
+      <w:r>
+        <w:t xml:space="preserve"/>
+      </w:r>
+    </w:p>
+    <w:p>
+      <w:pPr>
+        <w:spacing w:after="0" w:before="0" w:line="276"/>
+      </w:pPr>
+      <w:r>
+        <w:t xml:space="preserve"/>
+      </w:r>
+    </w:p>
+    <w:p>
+      <w:pPr>
+        <w:spacing w:after="160" w:before="200"/>
+      </w:pPr>
+      <w:r>
+        <w:rPr>
+          <w:b/>
+          <w:bCs/>
+          <w:color w:val="0C4A6E"/>
+          <w:sz w:val="36"/>
+          <w:szCs w:val="36"/>
+        </w:rPr>
+        <w:t xml:space="preserve">3. Director kaliya → dooro Undergraduate ama Postgraduate</w:t>
+      </w:r>
+    </w:p>
+    <w:p>
+      <w:pPr>
+        <w:spacing w:after="0" w:before="0" w:line="276"/>
+      </w:pPr>
+      <w:r>
+        <w:t xml:space="preserve"/>
+      </w:r>
+    </w:p>
+    <w:p>
+      <w:pPr>
+        <w:spacing w:after="0" w:before="0" w:line="276"/>
+      </w:pPr>
+      <w:r>
+        <w:t xml:space="preserve"/>
+      </w:r>
+    </w:p>
+    <w:p>
+      <w:pPr>
+        <w:spacing w:after="160" w:before="200"/>
+      </w:pPr>
+      <w:r>
+        <w:rPr>
+          <w:b/>
+          <w:bCs/>
+          <w:color w:val="0C4A6E"/>
+          <w:sz w:val="36"/>
+          <w:szCs w:val="36"/>
+        </w:rPr>
+        <w:t xml:space="preserve">4. Dadka kale → portal waa automatic (.pg@ = Postgraduate)</w:t>
       </w:r>
     </w:p>
     <w:p>
@@ -1548,46 +2095,7 @@
           <w:sz w:val="22"/>
           <w:szCs w:val="22"/>
         </w:rPr>
-        <w:t xml:space="preserve">EN — Job:</w:t>
-      </w:r>
-    </w:p>
-    <w:p>
-      <w:pPr>
-        <w:pStyle w:val="ListParagraph"/>
-        <w:numPr>
-          <w:ilvl w:val="0"/>
-          <w:numId w:val="1"/>
-        </w:numPr>
-        <w:spacing w:after="60"/>
-      </w:pPr>
-      <w:r>
-        <w:t xml:space="preserve">View projects, thesis groups, and research groups for HR context</w:t>
-      </w:r>
-    </w:p>
-    <w:p>
-      <w:pPr>
-        <w:pStyle w:val="ListParagraph"/>
-        <w:numPr>
-          <w:ilvl w:val="0"/>
-          <w:numId w:val="1"/>
-        </w:numPr>
-        <w:spacing w:after="60"/>
-      </w:pPr>
-      <w:r>
-        <w:t xml:space="preserve">Support staffing / people side of research projects</w:t>
-      </w:r>
-    </w:p>
-    <w:p>
-      <w:pPr>
-        <w:pStyle w:val="ListParagraph"/>
-        <w:numPr>
-          <w:ilvl w:val="0"/>
-          <w:numId w:val="1"/>
-        </w:numPr>
-        <w:spacing w:after="60"/>
-      </w:pPr>
-      <w:r>
-        <w:t xml:space="preserve">Does not approve grants, ethics, or payments</w:t>
+        <w:t xml:space="preserve">All demo accounts (after: cd backend &amp;&amp; npm run seed):</w:t>
       </w:r>
     </w:p>
     <w:p>
@@ -1599,77 +2107,7 @@
           <w:sz w:val="22"/>
           <w:szCs w:val="22"/>
         </w:rPr>
-        <w:t xml:space="preserve">SO — Shaqada:</w:t>
-      </w:r>
-    </w:p>
-    <w:p>
-      <w:pPr>
-        <w:pStyle w:val="ListParagraph"/>
-        <w:numPr>
-          <w:ilvl w:val="0"/>
-          <w:numId w:val="1"/>
-        </w:numPr>
-        <w:spacing w:after="60"/>
-      </w:pPr>
-      <w:r>
-        <w:t xml:space="preserve">Arag projects, thesis, groups — dhinaca HR</w:t>
-      </w:r>
-    </w:p>
-    <w:p>
-      <w:pPr>
-        <w:pStyle w:val="ListParagraph"/>
-        <w:numPr>
-          <w:ilvl w:val="0"/>
-          <w:numId w:val="1"/>
-        </w:numPr>
-        <w:spacing w:after="60"/>
-      </w:pPr>
-      <w:r>
-        <w:t xml:space="preserve">Taageero dadka / kooxaha mashruuca</w:t>
-      </w:r>
-    </w:p>
-    <w:p>
-      <w:pPr>
-        <w:pStyle w:val="ListParagraph"/>
-        <w:numPr>
-          <w:ilvl w:val="0"/>
-          <w:numId w:val="1"/>
-        </w:numPr>
-        <w:spacing w:after="60"/>
-      </w:pPr>
-      <w:r>
-        <w:t xml:space="preserve">Ma ansixiyo grants, ethics, ama lacag bixin</w:t>
-      </w:r>
-    </w:p>
-    <w:p>
-      <w:pPr>
-        <w:spacing w:after="0" w:before="0" w:line="276"/>
-      </w:pPr>
-      <w:r>
-        <w:t xml:space="preserve"/>
-      </w:r>
-    </w:p>
-    <w:p>
-      <w:pPr>
-        <w:spacing w:after="0" w:before="0" w:line="276"/>
-      </w:pPr>
-      <w:r>
-        <w:t xml:space="preserve"/>
-      </w:r>
-    </w:p>
-    <w:p>
-      <w:pPr>
-        <w:spacing w:after="160" w:before="200"/>
-      </w:pPr>
-      <w:r>
-        <w:rPr>
-          <w:b/>
-          <w:bCs/>
-          <w:color w:val="0C4A6E"/>
-          <w:sz w:val="36"/>
-          <w:szCs w:val="36"/>
-        </w:rPr>
-        <w:t xml:space="preserve">7. Donor Agency — donor@rms.edu / donor.pg@rms.edu</w:t>
+        <w:t xml:space="preserve">SHARED — both portals: director@rms.edu / Director2024! — Research Director</w:t>
       </w:r>
     </w:p>
     <w:p>
@@ -1681,59 +2119,7 @@
           <w:sz w:val="22"/>
           <w:szCs w:val="22"/>
         </w:rPr>
-        <w:t xml:space="preserve">EN — Job:</w:t>
-      </w:r>
-    </w:p>
-    <w:p>
-      <w:pPr>
-        <w:pStyle w:val="ListParagraph"/>
-        <w:numPr>
-          <w:ilvl w:val="0"/>
-          <w:numId w:val="1"/>
-        </w:numPr>
-        <w:spacing w:after="60"/>
-      </w:pPr>
-      <w:r>
-        <w:t xml:space="preserve">Create external funding call drafts</w:t>
-      </w:r>
-    </w:p>
-    <w:p>
-      <w:pPr>
-        <w:pStyle w:val="ListParagraph"/>
-        <w:numPr>
-          <w:ilvl w:val="0"/>
-          <w:numId w:val="1"/>
-        </w:numPr>
-        <w:spacing w:after="60"/>
-      </w:pPr>
-      <w:r>
-        <w:t xml:space="preserve">Wait for Research Director to publish (Leadership not required)</w:t>
-      </w:r>
-    </w:p>
-    <w:p>
-      <w:pPr>
-        <w:pStyle w:val="ListParagraph"/>
-        <w:numPr>
-          <w:ilvl w:val="0"/>
-          <w:numId w:val="1"/>
-        </w:numPr>
-        <w:spacing w:after="60"/>
-      </w:pPr>
-      <w:r>
-        <w:t xml:space="preserve">Monitor open/closed calls and donor reports</w:t>
-      </w:r>
-    </w:p>
-    <w:p>
-      <w:pPr>
-        <w:pStyle w:val="ListParagraph"/>
-        <w:numPr>
-          <w:ilvl w:val="0"/>
-          <w:numId w:val="1"/>
-        </w:numPr>
-        <w:spacing w:after="60"/>
-      </w:pPr>
-      <w:r>
-        <w:t xml:space="preserve">Read-only awareness of related grants</w:t>
+        <w:t xml:space="preserve">UNDERGRADUATE portal: coordinator@rms.edu / Coordinator2024! — Faculty Coordinator finance@rms.edu / Finance2024! — Finance Officer hr@rms.edu / Hr2024! — HR Officer leadership@rms.edu / Leadership2024! — University Leadership donor@rms.edu / Donor2024! — Donor Agency asha@rms.edu / Researcher2024! — Researcher (Dr. Sarah Chen)</w:t>
       </w:r>
     </w:p>
     <w:p>
@@ -1745,90 +2131,7 @@
           <w:sz w:val="22"/>
           <w:szCs w:val="22"/>
         </w:rPr>
-        <w:t xml:space="preserve">SO — Shaqada:</w:t>
-      </w:r>
-    </w:p>
-    <w:p>
-      <w:pPr>
-        <w:pStyle w:val="ListParagraph"/>
-        <w:numPr>
-          <w:ilvl w:val="0"/>
-          <w:numId w:val="1"/>
-        </w:numPr>
-        <w:spacing w:after="60"/>
-      </w:pPr>
-      <w:r>
-        <w:t xml:space="preserve">Abuuri funding calls dibadda ah (draft)</w:t>
-      </w:r>
-    </w:p>
-    <w:p>
-      <w:pPr>
-        <w:pStyle w:val="ListParagraph"/>
-        <w:numPr>
-          <w:ilvl w:val="0"/>
-          <w:numId w:val="1"/>
-        </w:numPr>
-        <w:spacing w:after="60"/>
-      </w:pPr>
-      <w:r>
-        <w:t xml:space="preserve">Sug Research Director publish (Leadership uma baahna)</w:t>
-      </w:r>
-    </w:p>
-    <w:p>
-      <w:pPr>
-        <w:pStyle w:val="ListParagraph"/>
-        <w:numPr>
-          <w:ilvl w:val="0"/>
-          <w:numId w:val="1"/>
-        </w:numPr>
-        <w:spacing w:after="60"/>
-      </w:pPr>
-      <w:r>
-        <w:t xml:space="preserve">La soco calls iyo donor reports</w:t>
-      </w:r>
-    </w:p>
-    <w:p>
-      <w:pPr>
-        <w:pStyle w:val="ListParagraph"/>
-        <w:numPr>
-          <w:ilvl w:val="0"/>
-          <w:numId w:val="1"/>
-        </w:numPr>
-        <w:spacing w:after="60"/>
-      </w:pPr>
-      <w:r>
-        <w:t xml:space="preserve">Arag grants la xiriira</w:t>
-      </w:r>
-    </w:p>
-    <w:p>
-      <w:pPr>
-        <w:spacing w:after="0" w:before="0" w:line="276"/>
-      </w:pPr>
-      <w:r>
-        <w:t xml:space="preserve"/>
-      </w:r>
-    </w:p>
-    <w:p>
-      <w:pPr>
-        <w:spacing w:after="0" w:before="0" w:line="276"/>
-      </w:pPr>
-      <w:r>
-        <w:t xml:space="preserve"/>
-      </w:r>
-    </w:p>
-    <w:p>
-      <w:pPr>
-        <w:spacing w:after="160" w:before="200"/>
-      </w:pPr>
-      <w:r>
-        <w:rPr>
-          <w:b/>
-          <w:bCs/>
-          <w:color w:val="0C4A6E"/>
-          <w:sz w:val="36"/>
-          <w:szCs w:val="36"/>
-        </w:rPr>
-        <w:t xml:space="preserve">8. Researcher / PI — asha@rms.edu (UG) / mahad@rms.edu (PG)</w:t>
+        <w:t xml:space="preserve">POSTGRADUATE portal: coordinator.pg@rms.edu / Coordinator2024! finance.pg@rms.edu / Finance2024! hr.pg@rms.edu / Hr2024! leadership.pg@rms.edu / Leadership2024! donor.pg@rms.edu / Donor2024! mahad@rms.edu / Researcher2024! — Researcher (Dr. James Okonkwo)</w:t>
       </w:r>
     </w:p>
     <w:p>
@@ -1840,85 +2143,38 @@
           <w:sz w:val="22"/>
           <w:szCs w:val="22"/>
         </w:rPr>
-        <w:t xml:space="preserve">EN — Job:</w:t>
-      </w:r>
-    </w:p>
-    <w:p>
-      <w:pPr>
-        <w:pStyle w:val="ListParagraph"/>
-        <w:numPr>
-          <w:ilvl w:val="0"/>
-          <w:numId w:val="1"/>
-        </w:numPr>
-        <w:spacing w:after="60"/>
-      </w:pPr>
-      <w:r>
-        <w:t xml:space="preserve">Apply to funding calls; create proposals (budget + ethics + docs)</w:t>
-      </w:r>
-    </w:p>
-    <w:p>
-      <w:pPr>
-        <w:pStyle w:val="ListParagraph"/>
-        <w:numPr>
-          <w:ilvl w:val="0"/>
-          <w:numId w:val="1"/>
-        </w:numPr>
-        <w:spacing w:after="60"/>
-      </w:pPr>
-      <w:r>
-        <w:t xml:space="preserve">Run approved projects: milestones, work plan, progress, communication log</w:t>
-      </w:r>
-    </w:p>
-    <w:p>
-      <w:pPr>
-        <w:pStyle w:val="ListParagraph"/>
-        <w:numPr>
-          <w:ilvl w:val="0"/>
-          <w:numId w:val="1"/>
-        </w:numPr>
-        <w:spacing w:after="60"/>
-      </w:pPr>
-      <w:r>
-        <w:t xml:space="preserve">Create budgets and payment requests; create purchase orders</w:t>
-      </w:r>
-    </w:p>
-    <w:p>
-      <w:pPr>
-        <w:pStyle w:val="ListParagraph"/>
-        <w:numPr>
-          <w:ilvl w:val="0"/>
-          <w:numId w:val="1"/>
-        </w:numPr>
-        <w:spacing w:after="60"/>
-      </w:pPr>
-      <w:r>
-        <w:t xml:space="preserve">Register publications (Create &amp; submit); upload repository files</w:t>
-      </w:r>
-    </w:p>
-    <w:p>
-      <w:pPr>
-        <w:pStyle w:val="ListParagraph"/>
-        <w:numPr>
-          <w:ilvl w:val="0"/>
-          <w:numId w:val="1"/>
-        </w:numPr>
-        <w:spacing w:after="60"/>
-      </w:pPr>
-      <w:r>
-        <w:t xml:space="preserve">Supervise thesis groups (enter title, meetings, chapters)</w:t>
-      </w:r>
-    </w:p>
-    <w:p>
-      <w:pPr>
-        <w:pStyle w:val="ListParagraph"/>
-        <w:numPr>
-          <w:ilvl w:val="0"/>
-          <w:numId w:val="1"/>
-        </w:numPr>
-        <w:spacing w:after="60"/>
-      </w:pPr>
-      <w:r>
-        <w:t xml:space="preserve">Submit project closure checklist</w:t>
+        <w:t xml:space="preserve">Removed / not used anymore: ethics@rms.edu, reviewer@rms.edu, procurement@rms.edu (roles removed).</w:t>
+      </w:r>
+    </w:p>
+    <w:p>
+      <w:pPr>
+        <w:spacing w:after="0" w:before="0" w:line="276"/>
+      </w:pPr>
+      <w:r>
+        <w:t xml:space="preserve"/>
+      </w:r>
+    </w:p>
+    <w:p>
+      <w:pPr>
+        <w:spacing w:after="0" w:before="0" w:line="276"/>
+      </w:pPr>
+      <w:r>
+        <w:t xml:space="preserve"/>
+      </w:r>
+    </w:p>
+    <w:p>
+      <w:pPr>
+        <w:spacing w:after="160" w:before="200"/>
+      </w:pPr>
+      <w:r>
+        <w:rPr>
+          <w:b/>
+          <w:bCs/>
+          <w:color w:val="0C4A6E"/>
+          <w:sz w:val="36"/>
+          <w:szCs w:val="36"/>
+        </w:rPr>
+        <w:t xml:space="preserve">QAYBTA 4 — SIDEBAR MENU / KHARIIDADA MENU-GA</w:t>
       </w:r>
     </w:p>
     <w:p>
@@ -1930,495 +2186,7 @@
           <w:sz w:val="22"/>
           <w:szCs w:val="22"/>
         </w:rPr>
-        <w:t xml:space="preserve">SO — Shaqada:</w:t>
-      </w:r>
-    </w:p>
-    <w:p>
-      <w:pPr>
-        <w:pStyle w:val="ListParagraph"/>
-        <w:numPr>
-          <w:ilvl w:val="0"/>
-          <w:numId w:val="1"/>
-        </w:numPr>
-        <w:spacing w:after="60"/>
-      </w:pPr>
-      <w:r>
-        <w:t xml:space="preserve">Codso funding calls; abuuri proposals (budget + ethics + docs)</w:t>
-      </w:r>
-    </w:p>
-    <w:p>
-      <w:pPr>
-        <w:pStyle w:val="ListParagraph"/>
-        <w:numPr>
-          <w:ilvl w:val="0"/>
-          <w:numId w:val="1"/>
-        </w:numPr>
-        <w:spacing w:after="60"/>
-      </w:pPr>
-      <w:r>
-        <w:t xml:space="preserve">Maamul projects: milestones, work plan, progress, communication log</w:t>
-      </w:r>
-    </w:p>
-    <w:p>
-      <w:pPr>
-        <w:pStyle w:val="ListParagraph"/>
-        <w:numPr>
-          <w:ilvl w:val="0"/>
-          <w:numId w:val="1"/>
-        </w:numPr>
-        <w:spacing w:after="60"/>
-      </w:pPr>
-      <w:r>
-        <w:t xml:space="preserve">Abuuri budgets, payment requests, iyo purchase orders</w:t>
-      </w:r>
-    </w:p>
-    <w:p>
-      <w:pPr>
-        <w:pStyle w:val="ListParagraph"/>
-        <w:numPr>
-          <w:ilvl w:val="0"/>
-          <w:numId w:val="1"/>
-        </w:numPr>
-        <w:spacing w:after="60"/>
-      </w:pPr>
-      <w:r>
-        <w:t xml:space="preserve">Publications (Create &amp; submit); repository files</w:t>
-      </w:r>
-    </w:p>
-    <w:p>
-      <w:pPr>
-        <w:pStyle w:val="ListParagraph"/>
-        <w:numPr>
-          <w:ilvl w:val="0"/>
-          <w:numId w:val="1"/>
-        </w:numPr>
-        <w:spacing w:after="60"/>
-      </w:pPr>
-      <w:r>
-        <w:t xml:space="preserve">Thesis supervision (title, kulamo, chapters)</w:t>
-      </w:r>
-    </w:p>
-    <w:p>
-      <w:pPr>
-        <w:pStyle w:val="ListParagraph"/>
-        <w:numPr>
-          <w:ilvl w:val="0"/>
-          <w:numId w:val="1"/>
-        </w:numPr>
-        <w:spacing w:after="60"/>
-      </w:pPr>
-      <w:r>
-        <w:t xml:space="preserve">Gudbi closure checklist</w:t>
-      </w:r>
-    </w:p>
-    <w:p>
-      <w:pPr>
-        <w:spacing w:after="0" w:before="0" w:line="276"/>
-      </w:pPr>
-      <w:r>
-        <w:t xml:space="preserve"/>
-      </w:r>
-    </w:p>
-    <w:p>
-      <w:pPr>
-        <w:spacing w:after="0" w:before="0" w:line="276"/>
-      </w:pPr>
-      <w:r>
-        <w:t xml:space="preserve"/>
-      </w:r>
-    </w:p>
-    <w:p>
-      <w:pPr>
-        <w:spacing w:after="160" w:before="200"/>
-      </w:pPr>
-      <w:r>
-        <w:rPr>
-          <w:b/>
-          <w:bCs/>
-          <w:color w:val="0C4A6E"/>
-          <w:sz w:val="36"/>
-          <w:szCs w:val="36"/>
-        </w:rPr>
-        <w:t xml:space="preserve">QAYBTA 3 — LOGIN &amp; DEMO ACCOUNTS / GALITAANKA</w:t>
-      </w:r>
-    </w:p>
-    <w:p>
-      <w:pPr>
-        <w:spacing w:after="80"/>
-      </w:pPr>
-      <w:r>
-        <w:rPr>
-          <w:b/>
-          <w:bCs/>
-          <w:sz w:val="22"/>
-          <w:szCs w:val="22"/>
-        </w:rPr>
-        <w:t xml:space="preserve">English steps:</w:t>
-      </w:r>
-    </w:p>
-    <w:p>
-      <w:pPr>
-        <w:spacing w:after="0" w:before="0" w:line="276"/>
-      </w:pPr>
-      <w:r>
-        <w:t xml:space="preserve"/>
-      </w:r>
-    </w:p>
-    <w:p>
-      <w:pPr>
-        <w:spacing w:after="0" w:before="0" w:line="276"/>
-      </w:pPr>
-      <w:r>
-        <w:t xml:space="preserve"/>
-      </w:r>
-    </w:p>
-    <w:p>
-      <w:pPr>
-        <w:spacing w:after="160" w:before="200"/>
-      </w:pPr>
-      <w:r>
-        <w:rPr>
-          <w:b/>
-          <w:bCs/>
-          <w:color w:val="0C4A6E"/>
-          <w:sz w:val="36"/>
-          <w:szCs w:val="36"/>
-        </w:rPr>
-        <w:t xml:space="preserve">1. Open http://localhost:5173</w:t>
-      </w:r>
-    </w:p>
-    <w:p>
-      <w:pPr>
-        <w:spacing w:after="0" w:before="0" w:line="276"/>
-      </w:pPr>
-      <w:r>
-        <w:t xml:space="preserve"/>
-      </w:r>
-    </w:p>
-    <w:p>
-      <w:pPr>
-        <w:spacing w:after="0" w:before="0" w:line="276"/>
-      </w:pPr>
-      <w:r>
-        <w:t xml:space="preserve"/>
-      </w:r>
-    </w:p>
-    <w:p>
-      <w:pPr>
-        <w:spacing w:after="160" w:before="200"/>
-      </w:pPr>
-      <w:r>
-        <w:rPr>
-          <w:b/>
-          <w:bCs/>
-          <w:color w:val="0C4A6E"/>
-          <w:sz w:val="36"/>
-          <w:szCs w:val="36"/>
-        </w:rPr>
-        <w:t xml:space="preserve">2. Enter email + password → Sign in</w:t>
-      </w:r>
-    </w:p>
-    <w:p>
-      <w:pPr>
-        <w:spacing w:after="0" w:before="0" w:line="276"/>
-      </w:pPr>
-      <w:r>
-        <w:t xml:space="preserve"/>
-      </w:r>
-    </w:p>
-    <w:p>
-      <w:pPr>
-        <w:spacing w:after="0" w:before="0" w:line="276"/>
-      </w:pPr>
-      <w:r>
-        <w:t xml:space="preserve"/>
-      </w:r>
-    </w:p>
-    <w:p>
-      <w:pPr>
-        <w:spacing w:after="160" w:before="200"/>
-      </w:pPr>
-      <w:r>
-        <w:rPr>
-          <w:b/>
-          <w:bCs/>
-          <w:color w:val="0C4A6E"/>
-          <w:sz w:val="36"/>
-          <w:szCs w:val="36"/>
-        </w:rPr>
-        <w:t xml:space="preserve">3. Director only → choose Undergraduate or Postgraduate portal</w:t>
-      </w:r>
-    </w:p>
-    <w:p>
-      <w:pPr>
-        <w:spacing w:after="0" w:before="0" w:line="276"/>
-      </w:pPr>
-      <w:r>
-        <w:t xml:space="preserve"/>
-      </w:r>
-    </w:p>
-    <w:p>
-      <w:pPr>
-        <w:spacing w:after="0" w:before="0" w:line="276"/>
-      </w:pPr>
-      <w:r>
-        <w:t xml:space="preserve"/>
-      </w:r>
-    </w:p>
-    <w:p>
-      <w:pPr>
-        <w:spacing w:after="160" w:before="200"/>
-      </w:pPr>
-      <w:r>
-        <w:rPr>
-          <w:b/>
-          <w:bCs/>
-          <w:color w:val="0C4A6E"/>
-          <w:sz w:val="36"/>
-          <w:szCs w:val="36"/>
-        </w:rPr>
-        <w:t xml:space="preserve">4. Others → portal is automatic (.pg@ emails = Postgraduate)</w:t>
-      </w:r>
-    </w:p>
-    <w:p>
-      <w:pPr>
-        <w:spacing w:after="80"/>
-      </w:pPr>
-      <w:r>
-        <w:rPr>
-          <w:b/>
-          <w:bCs/>
-          <w:sz w:val="22"/>
-          <w:szCs w:val="22"/>
-        </w:rPr>
-        <w:t xml:space="preserve">Somali steps:</w:t>
-      </w:r>
-    </w:p>
-    <w:p>
-      <w:pPr>
-        <w:spacing w:after="0" w:before="0" w:line="276"/>
-      </w:pPr>
-      <w:r>
-        <w:t xml:space="preserve"/>
-      </w:r>
-    </w:p>
-    <w:p>
-      <w:pPr>
-        <w:spacing w:after="0" w:before="0" w:line="276"/>
-      </w:pPr>
-      <w:r>
-        <w:t xml:space="preserve"/>
-      </w:r>
-    </w:p>
-    <w:p>
-      <w:pPr>
-        <w:spacing w:after="160" w:before="200"/>
-      </w:pPr>
-      <w:r>
-        <w:rPr>
-          <w:b/>
-          <w:bCs/>
-          <w:color w:val="0C4A6E"/>
-          <w:sz w:val="36"/>
-          <w:szCs w:val="36"/>
-        </w:rPr>
-        <w:t xml:space="preserve">1. Fur http://localhost:5173</w:t>
-      </w:r>
-    </w:p>
-    <w:p>
-      <w:pPr>
-        <w:spacing w:after="0" w:before="0" w:line="276"/>
-      </w:pPr>
-      <w:r>
-        <w:t xml:space="preserve"/>
-      </w:r>
-    </w:p>
-    <w:p>
-      <w:pPr>
-        <w:spacing w:after="0" w:before="0" w:line="276"/>
-      </w:pPr>
-      <w:r>
-        <w:t xml:space="preserve"/>
-      </w:r>
-    </w:p>
-    <w:p>
-      <w:pPr>
-        <w:spacing w:after="160" w:before="200"/>
-      </w:pPr>
-      <w:r>
-        <w:rPr>
-          <w:b/>
-          <w:bCs/>
-          <w:color w:val="0C4A6E"/>
-          <w:sz w:val="36"/>
-          <w:szCs w:val="36"/>
-        </w:rPr>
-        <w:t xml:space="preserve">2. Geli email + password → Sign in</w:t>
-      </w:r>
-    </w:p>
-    <w:p>
-      <w:pPr>
-        <w:spacing w:after="0" w:before="0" w:line="276"/>
-      </w:pPr>
-      <w:r>
-        <w:t xml:space="preserve"/>
-      </w:r>
-    </w:p>
-    <w:p>
-      <w:pPr>
-        <w:spacing w:after="0" w:before="0" w:line="276"/>
-      </w:pPr>
-      <w:r>
-        <w:t xml:space="preserve"/>
-      </w:r>
-    </w:p>
-    <w:p>
-      <w:pPr>
-        <w:spacing w:after="160" w:before="200"/>
-      </w:pPr>
-      <w:r>
-        <w:rPr>
-          <w:b/>
-          <w:bCs/>
-          <w:color w:val="0C4A6E"/>
-          <w:sz w:val="36"/>
-          <w:szCs w:val="36"/>
-        </w:rPr>
-        <w:t xml:space="preserve">3. Director kaliya → dooro Undergraduate ama Postgraduate</w:t>
-      </w:r>
-    </w:p>
-    <w:p>
-      <w:pPr>
-        <w:spacing w:after="0" w:before="0" w:line="276"/>
-      </w:pPr>
-      <w:r>
-        <w:t xml:space="preserve"/>
-      </w:r>
-    </w:p>
-    <w:p>
-      <w:pPr>
-        <w:spacing w:after="0" w:before="0" w:line="276"/>
-      </w:pPr>
-      <w:r>
-        <w:t xml:space="preserve"/>
-      </w:r>
-    </w:p>
-    <w:p>
-      <w:pPr>
-        <w:spacing w:after="160" w:before="200"/>
-      </w:pPr>
-      <w:r>
-        <w:rPr>
-          <w:b/>
-          <w:bCs/>
-          <w:color w:val="0C4A6E"/>
-          <w:sz w:val="36"/>
-          <w:szCs w:val="36"/>
-        </w:rPr>
-        <w:t xml:space="preserve">4. Dadka kale → portal waa automatic (.pg@ = Postgraduate)</w:t>
-      </w:r>
-    </w:p>
-    <w:p>
-      <w:pPr>
-        <w:spacing w:after="100"/>
-      </w:pPr>
-      <w:r>
-        <w:rPr>
-          <w:sz w:val="22"/>
-          <w:szCs w:val="22"/>
-        </w:rPr>
-        <w:t xml:space="preserve">All 15 demo accounts (after: cd backend &amp;&amp; npm run seed):</w:t>
-      </w:r>
-    </w:p>
-    <w:p>
-      <w:pPr>
-        <w:spacing w:after="100"/>
-      </w:pPr>
-      <w:r>
-        <w:rPr>
-          <w:sz w:val="22"/>
-          <w:szCs w:val="22"/>
-        </w:rPr>
-        <w:t xml:space="preserve">SHARED — both portals: director@rms.edu / Director2024! — Research Director</w:t>
-      </w:r>
-    </w:p>
-    <w:p>
-      <w:pPr>
-        <w:spacing w:after="100"/>
-      </w:pPr>
-      <w:r>
-        <w:rPr>
-          <w:sz w:val="22"/>
-          <w:szCs w:val="22"/>
-        </w:rPr>
-        <w:t xml:space="preserve">UNDERGRADUATE portal: coordinator@rms.edu / Coordinator2024! — Faculty Coordinator finance@rms.edu / Finance2024! — Finance Officer procurement@rms.edu / Procurement2024! — Procurement Officer hr@rms.edu / Hr2024! — HR Officer leadership@rms.edu / Leadership2024! — University Leadership donor@rms.edu / Donor2024! — Donor Agency asha@rms.edu / Researcher2024! — Researcher (Dr. Sarah Chen)</w:t>
-      </w:r>
-    </w:p>
-    <w:p>
-      <w:pPr>
-        <w:spacing w:after="100"/>
-      </w:pPr>
-      <w:r>
-        <w:rPr>
-          <w:sz w:val="22"/>
-          <w:szCs w:val="22"/>
-        </w:rPr>
-        <w:t xml:space="preserve">POSTGRADUATE portal: coordinator.pg@rms.edu / Coordinator2024! finance.pg@rms.edu / Finance2024! procurement.pg@rms.edu / Procurement2024! hr.pg@rms.edu / Hr2024! leadership.pg@rms.edu / Leadership2024! donor.pg@rms.edu / Donor2024! mahad@rms.edu / Researcher2024! — Researcher (Dr. James Okonkwo)</w:t>
-      </w:r>
-    </w:p>
-    <w:p>
-      <w:pPr>
-        <w:spacing w:after="100"/>
-      </w:pPr>
-      <w:r>
-        <w:rPr>
-          <w:sz w:val="22"/>
-          <w:szCs w:val="22"/>
-        </w:rPr>
-        <w:t xml:space="preserve">Removed / not used anymore: ethics@rms.edu, reviewer@rms.edu (roles removed from the system).</w:t>
-      </w:r>
-    </w:p>
-    <w:p>
-      <w:pPr>
-        <w:spacing w:after="0" w:before="0" w:line="276"/>
-      </w:pPr>
-      <w:r>
-        <w:t xml:space="preserve"/>
-      </w:r>
-    </w:p>
-    <w:p>
-      <w:pPr>
-        <w:spacing w:after="0" w:before="0" w:line="276"/>
-      </w:pPr>
-      <w:r>
-        <w:t xml:space="preserve"/>
-      </w:r>
-    </w:p>
-    <w:p>
-      <w:pPr>
-        <w:spacing w:after="160" w:before="200"/>
-      </w:pPr>
-      <w:r>
-        <w:rPr>
-          <w:b/>
-          <w:bCs/>
-          <w:color w:val="0C4A6E"/>
-          <w:sz w:val="36"/>
-          <w:szCs w:val="36"/>
-        </w:rPr>
-        <w:t xml:space="preserve">QAYBTA 4 — SIDEBAR MENU / KHARIIDADA MENU-GA</w:t>
-      </w:r>
-    </w:p>
-    <w:p>
-      <w:pPr>
-        <w:spacing w:after="100"/>
-      </w:pPr>
-      <w:r>
-        <w:rPr>
-          <w:sz w:val="22"/>
-          <w:szCs w:val="22"/>
-        </w:rPr>
-        <w:t xml:space="preserve">Dashboard &amp; Analytics — Everyone Projects — Director, Coordinator, Researcher, HR Research Workflow Status — Director, Coordinator, Researcher Publications &amp; Outputs — Director, Coordinator, Researcher Ethics — Director, Coordinator, Researcher (Director decides ethics) Proposals — Director, Coordinator, Researcher, Leadership Grant funding approval — Finance Officer ONLY (/finance/grant-approvals) Project closure (Finance) — Finance Officer Peer Reviews — Director, Leadership Thesis — Director, Coordinator, Researcher, HR Funding Calls — Director, Coordinator, Finance, Researcher, Leadership, Procurement, Donor Policies (Siyaasada) — Everyone Grants — Director, Coordinator, Finance, Researcher, Leadership, Procurement, Donor Finance &amp; Budgets — Director, Finance, Researcher, Procurement Finance Reports — Director, Finance KPI Dashboard — Director, Coordinator, Leadership Search — Director, Coordinator, Researcher, Leadership, HR Donor Reports — Director, Finance, Donor Audit Trail — Director, Coordinator Repository — Director, Coordinator, Researcher Collaboration — Director, Coordinator, Researcher Groups — Director, Coordinator, Researcher, HR Messages — Director, Coordinator, Researcher, HR Notifications — Everyone Users — Director only Departments — Director only Profile — Everyone</w:t>
+        <w:t xml:space="preserve">Dashboard &amp; Analytics — Everyone Projects — Director, Coordinator, Researcher, HR Research Workflow Status — Director, Coordinator, Researcher Publications &amp; Outputs — Director, Coordinator, Researcher Ethics — Director, Coordinator, Researcher (Director decides ethics) Proposals — Director, Coordinator, Researcher, Leadership Grant funding approval — Finance Officer ONLY (/finance/grant-approvals) Project closure (Finance) — Finance Officer Peer Reviews — Director, Leadership Thesis — Director, Coordinator, Researcher, HR Funding Calls — Director, Coordinator, Finance, Researcher, Leadership, Donor Policies (Siyaasada) — Everyone Grants — Director, Coordinator, Finance, Researcher, Leadership, Donor Finance &amp; Budgets — Director, Finance, Researcher Finance Reports — Director, Finance KPI Dashboard — Director, Coordinator, Leadership Search — Director, Coordinator, Researcher, Leadership, HR Donor Reports — Director, Finance, Donor Audit Trail — Director, Coordinator Repository — Director, Coordinator, Researcher Collaboration — Director, Coordinator, Researcher Groups — Director, Coordinator, Researcher, HR Messages — Director, Coordinator, Researcher, HR Notifications — Everyone Users — Director only Departments — Director only Profile — Everyone</w:t>
       </w:r>
     </w:p>
     <w:p>
@@ -4814,7 +4582,7 @@
           <w:sz w:val="30"/>
           <w:szCs w:val="30"/>
         </w:rPr>
-        <w:t xml:space="preserve">STEP 5 — Finance &amp; procurement</w:t>
+        <w:t xml:space="preserve">STEP 5 — Finance &amp; purchase orders</w:t>
       </w:r>
     </w:p>
     <w:p>
@@ -4835,7 +4603,7 @@
           <w:sz w:val="22"/>
           <w:szCs w:val="22"/>
         </w:rPr>
-        <w:t xml:space="preserve">Finance authorizes grant budget → Budget → payment requests → PO (Procurement → Director → Finance pay)</w:t>
+        <w:t xml:space="preserve">Finance authorizes grant budget → Budget → payment requests → PO (Finance review → Director → Finance pay)</w:t>
       </w:r>
     </w:p>
     <w:p>
